--- a/docs/project_documentation.docx
+++ b/docs/project_documentation.docx
@@ -5,10 +5,16 @@
     <w:p>
       <w:pPr>
         <w:pStyle w:val="Title"/>
+        <w:rPr>
+          <w:b/>
+          <w:bCs/>
+        </w:rPr>
       </w:pPr>
       <w:r>
-        <w:t>Sales Performance &amp; Customer Behavior Analysis</w:t>
+        <w:t>Sales &amp; Customer Profitability Analysis Dashboard</w:t>
       </w:r>
+      <w:bookmarkStart w:id="0" w:name="_GoBack"/>
+      <w:bookmarkEnd w:id="0"/>
     </w:p>
     <w:p>
       <w:pPr>
@@ -19,11 +25,23 @@
       </w:r>
     </w:p>
     <w:p>
+      <w:pPr>
+        <w:pStyle w:val="NoSpacing"/>
+      </w:pPr>
       <w:r>
-        <w:t xml:space="preserve">The business faced challenges in identifying key revenue drivers, declining regional performance, and limited visibility into customer purchasing behavior. The objective was to analyze </w:t>
+        <w:t>The business faced challenges in identifying key revenue drivers, decl</w:t>
       </w:r>
       <w:r>
-        <w:t>sales data and provide actionable insights to improve revenue and customer retention.</w:t>
+        <w:t xml:space="preserve">ining regional performance, </w:t>
+      </w:r>
+      <w:r>
+        <w:t>limited visibility into customer purchasing behavior</w:t>
+      </w:r>
+      <w:r>
+        <w:t xml:space="preserve"> and Profitability</w:t>
+      </w:r>
+      <w:r>
+        <w:t>. The objective was to analyze sales data and provide actionable insights to improve revenue and customer retention.</w:t>
       </w:r>
     </w:p>
     <w:p>
@@ -35,6 +53,9 @@
       </w:r>
     </w:p>
     <w:p>
+      <w:pPr>
+        <w:pStyle w:val="NoSpacing"/>
+      </w:pPr>
       <w:r>
         <w:t>- Identify top customers, products, and regions contributing to revenue</w:t>
       </w:r>
@@ -44,10 +65,18 @@
       </w:r>
       <w:r>
         <w:br/>
-        <w:t xml:space="preserve">- Understand customer purchasing behavior </w:t>
+        <w:t>- Understand customer purchasing behavior and segmentation</w:t>
+      </w:r>
+    </w:p>
+    <w:p>
+      <w:pPr>
+        <w:pStyle w:val="NoSpacing"/>
+      </w:pPr>
+      <w:r>
+        <w:t xml:space="preserve">- </w:t>
       </w:r>
       <w:r>
-        <w:t>and segmentation</w:t>
+        <w:t>Understand business profit country wise</w:t>
       </w:r>
     </w:p>
     <w:p>
@@ -57,16 +86,28 @@
       <w:r>
         <w:t>3. Tools &amp; Technologies</w:t>
       </w:r>
-      <w:bookmarkStart w:id="0" w:name="_GoBack"/>
-      <w:bookmarkEnd w:id="0"/>
     </w:p>
     <w:p>
+      <w:pPr>
+        <w:pStyle w:val="NoSpacing"/>
+      </w:pPr>
       <w:r>
-        <w:t>- SQL Server (Data Analysis &amp; Transformation)</w:t>
+        <w:t>- SQL Server (Data Analysis &amp; Transformation</w:t>
+      </w:r>
+      <w:proofErr w:type="gramStart"/>
+      <w:r>
+        <w:t>)</w:t>
+      </w:r>
+      <w:proofErr w:type="gramEnd"/>
+      <w:r>
+        <w:br/>
+        <w:t>- SQL (Joins, CTEs, Window Functions, Aggregations</w:t>
       </w:r>
       <w:r>
-        <w:br/>
-        <w:t>- SQL (Joins, CTEs, Window Functions, Aggregations)</w:t>
+        <w:t>, Views</w:t>
+      </w:r>
+      <w:r>
+        <w:t>)</w:t>
       </w:r>
       <w:r>
         <w:br/>
@@ -82,15 +123,15 @@
       </w:r>
     </w:p>
     <w:p>
+      <w:pPr>
+        <w:pStyle w:val="NoSpacing"/>
+      </w:pPr>
       <w:r>
         <w:t>1. Data Understanding &amp; Cleaning</w:t>
       </w:r>
       <w:r>
         <w:br/>
-        <w:t>2. Exploratory Data An</w:t>
-      </w:r>
-      <w:r>
-        <w:t>alysis (EDA)</w:t>
+        <w:t>2. Exploratory Data Analysis (EDA)</w:t>
       </w:r>
       <w:r>
         <w:br/>
@@ -118,19 +159,25 @@
       </w:r>
     </w:p>
     <w:p>
+      <w:pPr>
+        <w:pStyle w:val="NoSpacing"/>
+      </w:pPr>
       <w:r>
-        <w:t>Page 1: Executive Summary (KPIs, Reve</w:t>
+        <w:t>Page 1:</w:t>
       </w:r>
       <w:r>
-        <w:t>nue Drivers, Category Contribution)</w:t>
+        <w:t xml:space="preserve"> Sales Trends and Revenue Drivers</w:t>
+      </w:r>
+    </w:p>
+    <w:p>
+      <w:pPr>
+        <w:pStyle w:val="NoSpacing"/>
+      </w:pPr>
+      <w:r>
+        <w:t>Page 2:</w:t>
       </w:r>
       <w:r>
-        <w:br/>
-        <w:t>Page 2: Regional Trends Analysis (Monthly Sales Trends)</w:t>
-      </w:r>
-      <w:r>
-        <w:br/>
-        <w:t>Page 3: Customer Behavior Analysis (Segmentation)</w:t>
+        <w:t xml:space="preserve"> Customer Segmentation and Profitability</w:t>
       </w:r>
     </w:p>
     <w:p>
@@ -142,30 +189,39 @@
       </w:r>
     </w:p>
     <w:p>
+      <w:pPr>
+        <w:pStyle w:val="NoSpacing"/>
+      </w:pPr>
       <w:r>
-        <w:t>- Bikes category contributes ~96% of total revenue</w:t>
+        <w:t>- United States and Australia are top revenue contributors</w:t>
       </w:r>
+    </w:p>
+    <w:p>
+      <w:pPr>
+        <w:pStyle w:val="NoSpacing"/>
+      </w:pPr>
       <w:r>
-        <w:br/>
-        <w:t>- United States and Australia are top revenue-g</w:t>
-      </w:r>
-      <w:r>
-        <w:t>enerating regions</w:t>
-      </w:r>
-      <w:r>
-        <w:br/>
-      </w:r>
-      <w:r>
-        <w:lastRenderedPageBreak/>
         <w:t>- No region shows consistent decline</w:t>
       </w:r>
+    </w:p>
+    <w:p>
+      <w:pPr>
+        <w:pStyle w:val="NoSpacing"/>
+      </w:pPr>
       <w:r>
-        <w:br/>
-        <w:t>- Majority of customers are low-value, indicating opportunity for improving customer retention</w:t>
+        <w:t>- Majority customers are low-value, indicating lack of strong loyalty base</w:t>
       </w:r>
+    </w:p>
+    <w:p>
+      <w:pPr>
+        <w:pStyle w:val="NoSpacing"/>
+        <w:rPr>
+          <w:b/>
+          <w:bCs/>
+        </w:rPr>
+      </w:pPr>
       <w:r>
-        <w:br/>
-        <w:t>- No high-value customers identified</w:t>
+        <w:t xml:space="preserve">- United States and Australia are top profitable countries </w:t>
       </w:r>
     </w:p>
     <w:p>
@@ -173,15 +229,25 @@
         <w:pStyle w:val="Heading1"/>
       </w:pPr>
       <w:r>
+        <w:lastRenderedPageBreak/>
         <w:t>7. Business Impact</w:t>
       </w:r>
     </w:p>
     <w:p>
       <w:r>
-        <w:t>The analysis enabled identification of key revenue</w:t>
+        <w:t>The analysis enabled identification of key revenue drivers, highlighted reg</w:t>
       </w:r>
       <w:r>
-        <w:t xml:space="preserve"> drivers, highlighted regional performance patterns, and uncovered gaps in customer loyalty. These insights can support better marketing strategies, inventory planning, and customer retention initiatives.</w:t>
+        <w:t xml:space="preserve">ional performance patterns, </w:t>
+      </w:r>
+      <w:r>
+        <w:t>uncovered gaps in customer loyalty</w:t>
+      </w:r>
+      <w:r>
+        <w:t xml:space="preserve"> and country wise profit. </w:t>
+      </w:r>
+      <w:r>
+        <w:t>These insights can support better marketing strategies, inventory planning, and customer retention initiatives.</w:t>
       </w:r>
     </w:p>
     <w:p>
@@ -189,18 +255,21 @@
         <w:pStyle w:val="Heading1"/>
       </w:pPr>
       <w:r>
-        <w:t>8. Final</w:t>
-      </w:r>
-      <w:r>
-        <w:t xml:space="preserve"> Summary</w:t>
+        <w:t>8. Final Summary</w:t>
       </w:r>
     </w:p>
     <w:p>
       <w:r>
-        <w:t>Developed an end-to-end data a</w:t>
+        <w:t>Developed an end-to-end data analytics solution using SQL and Power BI to analyze sales pe</w:t>
       </w:r>
       <w:r>
-        <w:t>nalytics solution using SQL and Power BI to analyze sales performance, identify trends, and understand customer behavior through segmentation and visualization.</w:t>
+        <w:t>rformance, identify trends, and understand</w:t>
+      </w:r>
+      <w:r>
+        <w:t xml:space="preserve"> customer behavior through segmentation</w:t>
+      </w:r>
+      <w:r>
+        <w:t>, business profit.</w:t>
       </w:r>
     </w:p>
     <w:sectPr>
@@ -24433,7 +24502,7 @@
 </file>
 
 <file path=customXml/itemProps1.xml><?xml version="1.0" encoding="utf-8"?>
-<ds:datastoreItem xmlns:ds="http://schemas.openxmlformats.org/officeDocument/2006/customXml" ds:itemID="{711A50B7-627D-4BFA-9EF0-FFEB0B3C1D3C}">
+<ds:datastoreItem xmlns:ds="http://schemas.openxmlformats.org/officeDocument/2006/customXml" ds:itemID="{228B3A9F-02C1-4FB0-B399-933B98470550}">
   <ds:schemaRefs>
     <ds:schemaRef ds:uri="http://schemas.openxmlformats.org/officeDocument/2006/bibliography"/>
   </ds:schemaRefs>
